--- a/docs/FinalProject_Report.docx
+++ b/docs/FinalProject_Report.docx
@@ -13,23 +13,7 @@
           <w:b/>
           <w:sz w:val="48"/>
         </w:rPr>
-        <w:t xml:space="preserve">Grocery </w:t>
-      </w:r>
-      <w:r>
-        <w:rPr>
-          <w:rFonts w:ascii="Times New Roman" w:hAnsi="Times New Roman"/>
-          <w:b/>
-          <w:sz w:val="48"/>
-        </w:rPr>
-        <w:t xml:space="preserve">Classification: </w:t>
-      </w:r>
-      <w:r>
-        <w:rPr>
-          <w:rFonts w:ascii="Times New Roman" w:hAnsi="Times New Roman"/>
-          <w:b/>
-          <w:sz w:val="48"/>
-        </w:rPr>
-        <w:t>CNN vs. Vision Transformer</w:t>
+        <w:t>Grocery Classification: CNN vs. Vision Transformer</w:t>
       </w:r>
     </w:p>
     <w:p>
@@ -118,21 +102,7 @@
           <w:rFonts w:ascii="Times New Roman" w:hAnsi="Times New Roman"/>
           <w:sz w:val="18"/>
         </w:rPr>
-        <w:t>Identifying grocery products by category from a photograph is a practical problem with applications in meal planning, shopping assistance, and inventory management. This paper presents a comparative study of two image classification architectures applied to the Grocery Store Dataset: a pretrained ResNet18 fine-tuned via transfer learning, and a Vision Transformer (ViT) trained from scratch. The ResNet18 model achieved 97.49% test accuracy after two-phase fine-tuning over 15 epochs, while the ViT reached 90.</w:t>
-      </w:r>
-      <w:r>
-        <w:rPr>
-          <w:rFonts w:ascii="Times New Roman" w:hAnsi="Times New Roman"/>
-          <w:sz w:val="18"/>
-        </w:rPr>
-        <w:t xml:space="preserve">81% accuracy after 35 epochs of training. Both models were evaluated on held-out test images as well as real-world grocery photographs captured on a phone camera. Results show that transfer learning with a pretrained CNN offers a clear advantage on a moderately sized dataset, converging faster and with greater stability. The ViT, though trained from scratch and requiring more epochs, closes the gap considerably with extended training and represents a promising direction for future work with larger datasets </w:t>
-      </w:r>
-      <w:r>
-        <w:rPr>
-          <w:rFonts w:ascii="Times New Roman" w:hAnsi="Times New Roman"/>
-          <w:sz w:val="18"/>
-        </w:rPr>
-        <w:t>or pretrained transformer weights.</w:t>
+        <w:t>Identifying grocery products by category from a photograph is a practical problem with applications in meal planning, shopping assistance, and inventory management. This paper presents a comparative study of two image classification architectures applied to the Grocery Store Dataset: a pretrained ResNet18 fine-tuned via transfer learning, and a Vision Transformer (ViT) trained from scratch. The ResNet18 model achieved 97.49% test accuracy after two-phase fine-tuning over 15 epochs, while the ViT reached 90.81% accuracy after 35 epochs of training. Both models were evaluated on held-out test images as well as real-world grocery photographs captured on a phone camera. Results show that transfer learning with a pretrained CNN offers a clear advantage on a moderately sized dataset, converging faster and with greater stability. The ViT, though trained from scratch and requiring more epochs, closes the gap considerably with extended training and represents a promising direction for future work with larger datasets or pretrained transformer weights.</w:t>
       </w:r>
     </w:p>
     <w:p>
@@ -158,14 +128,7 @@
           <w:rFonts w:ascii="Times New Roman" w:hAnsi="Times New Roman"/>
           <w:sz w:val="18"/>
         </w:rPr>
-        <w:t>Classifying food and grocery items from images is a deceptively difficult problem. Many categories share similar colors, shapes, and textures — corn and sweetcorn, for instance, or capsicum and bell pepper — making fine-grained visual distinctions necessary. At the same time, real-world images introduce lighting variation, background clutter, and viewpoint changes that synthetic or controlled datasets do not capture. Solving this problem reliably has practical value in a range of consumer applications, from</w:t>
-      </w:r>
-      <w:r>
-        <w:rPr>
-          <w:rFonts w:ascii="Times New Roman" w:hAnsi="Times New Roman"/>
-          <w:sz w:val="18"/>
-        </w:rPr>
-        <w:t xml:space="preserve"> smart grocery apps to automated checkout systems.</w:t>
+        <w:t>Classifying food and grocery items from images is a deceptively difficult problem. Many categories share similar colors, shapes, and textures — corn and sweetcorn, for instance, or capsicum and bell pepper — making fine-grained visual distinctions necessary. At the same time, real-world images introduce lighting variation, background clutter, and viewpoint changes that synthetic or controlled datasets do not capture. Solving this problem reliably has practical value in a range of consumer applications, from smart grocery apps to automated checkout systems.</w:t>
       </w:r>
     </w:p>
     <w:p>
@@ -224,14 +187,7 @@
           <w:rFonts w:ascii="Times New Roman" w:hAnsi="Times New Roman"/>
           <w:sz w:val="18"/>
         </w:rPr>
-        <w:t>Transfer learning with deep CNNs for food and produce classification has a well-established literature. He et al. introduced ResNet [1], demonstrating that residual connections allow very deep networks to be trained effectively. ResNet18 and its variants have since become standard baselines for transfer learning tasks due to their balance of depth and parameter efficiency. The pretrained weights available from ImageNet training provide strong low-level feature representations that transfer well to grocery a</w:t>
-      </w:r>
-      <w:r>
-        <w:rPr>
-          <w:rFonts w:ascii="Times New Roman" w:hAnsi="Times New Roman"/>
-          <w:sz w:val="18"/>
-        </w:rPr>
-        <w:t>nd food domains, making ResNet a natural first choice for this work.</w:t>
+        <w:t>Transfer learning with deep CNNs for food and produce classification has a well-established literature. He et al. introduced ResNet [1], demonstrating that residual connections allow very deep networks to be trained effectively. ResNet18 and its variants have since become standard baselines for transfer learning tasks due to their balance of depth and parameter efficiency. The pretrained weights available from ImageNet training provide strong low-level feature representations that transfer well to grocery and food domains, making ResNet a natural first choice for this work.</w:t>
       </w:r>
     </w:p>
     <w:p>
@@ -257,14 +213,7 @@
           <w:rFonts w:ascii="Times New Roman" w:hAnsi="Times New Roman"/>
           <w:sz w:val="18"/>
         </w:rPr>
-        <w:t>Martinel et al. [3] explored fine-grained food recognition across a large number of categories using CNN-based features combined with discriminative region pooling. Their findings reinforce that visually similar categories — such as those appearing in a grocery setting — benefit from architectures that can focus on local discriminative features rather than global statistics. This is relevant to the per-class accuracy analysis in this project, where categories like apple, capsicum, and lettuce proved most ch</w:t>
-      </w:r>
-      <w:r>
-        <w:rPr>
-          <w:rFonts w:ascii="Times New Roman" w:hAnsi="Times New Roman"/>
-          <w:sz w:val="18"/>
-        </w:rPr>
-        <w:t xml:space="preserve">allenging for the </w:t>
+        <w:t xml:space="preserve">Martinel et al. [3] explored fine-grained food recognition across a large number of categories using CNN-based features combined with discriminative region pooling. Their findings reinforce that visually similar categories — such as those appearing in a grocery setting — benefit from architectures that can focus on local discriminative features rather than global statistics. This is relevant to the per-class accuracy analysis in this project, where categories like apple, capsicum, and lettuce proved most challenging for the </w:t>
       </w:r>
       <w:proofErr w:type="spellStart"/>
       <w:r>
@@ -353,14 +302,7 @@
           <w:rFonts w:ascii="Times New Roman" w:hAnsi="Times New Roman"/>
           <w:sz w:val="18"/>
         </w:rPr>
-        <w:t>The first model is a ResNet18 [1] loaded with pretrained ImageNet weights from torchvision. Training proceeds in two phases. In Phase 1, all convolutional layers are frozen and only the final fully connected layer — replaced with a linear layer mapping 512 features to 36 classes — is trained for 10 epochs using the Adam optimizer with a learning rate of 1e-3 and cross-entropy loss. In Phase 2, all layers are unfrozen and the full network is fine-tuned for an additional 5 epochs at a reduced learning rate of</w:t>
-      </w:r>
-      <w:r>
-        <w:rPr>
-          <w:rFonts w:ascii="Times New Roman" w:hAnsi="Times New Roman"/>
-          <w:sz w:val="18"/>
-        </w:rPr>
-        <w:t xml:space="preserve"> 1e-4.</w:t>
+        <w:t>The first model is a ResNet18 [1] loaded with pretrained ImageNet weights from torchvision. Training proceeds in two phases. In Phase 1, all convolutional layers are frozen and only the final fully connected layer — replaced with a linear layer mapping 512 features to 36 classes — is trained for 10 epochs using the Adam optimizer with a learning rate of 1e-3 and cross-entropy loss. In Phase 2, all layers are unfrozen and the full network is fine-tuned for an additional 5 epochs at a reduced learning rate of 1e-4.</w:t>
       </w:r>
     </w:p>
     <w:p>
@@ -386,14 +328,7 @@
           <w:rFonts w:ascii="Times New Roman" w:hAnsi="Times New Roman"/>
           <w:sz w:val="18"/>
         </w:rPr>
-        <w:t>The second model is a Vision Transformer adapted from the Project 5 Task 4 implementation. The architecture divides each 128×128 image into non-overlapping patches using a configurable patch size, projects them into an embedding space, and passes the sequence through a stack of transformer encoder blocks with multi-head self-attention. A classification token is prepended to the patch sequence and its final representation is passed through a classification head. The model is trained from scratch for up to 35</w:t>
-      </w:r>
-      <w:r>
-        <w:rPr>
-          <w:rFonts w:ascii="Times New Roman" w:hAnsi="Times New Roman"/>
-          <w:sz w:val="18"/>
-        </w:rPr>
-        <w:t xml:space="preserve"> epochs using the Adam optimizer with NLL loss.</w:t>
+        <w:t>The second model is a Vision Transformer adapted from the Project 5 Task 4 implementation. The architecture divides each 128×128 image into non-overlapping patches using a configurable patch size, projects them into an embedding space, and passes the sequence through a stack of transformer encoder blocks with multi-head self-attention. A classification token is prepended to the patch sequence and its final representation is passed through a classification head. The model is trained from scratch for up to 35 epochs using the Adam optimizer with NLL loss.</w:t>
       </w:r>
     </w:p>
     <w:p>
@@ -780,14 +715,7 @@
           <w:rFonts w:ascii="Times New Roman" w:hAnsi="Times New Roman"/>
           <w:sz w:val="18"/>
         </w:rPr>
-        <w:t>C</w:t>
-      </w:r>
-      <w:r>
-        <w:rPr>
-          <w:rFonts w:ascii="Times New Roman" w:hAnsi="Times New Roman"/>
-          <w:sz w:val="18"/>
-        </w:rPr>
-        <w:t>. Per-Class Accuracy</w:t>
+        <w:t>C. Per-Class Accuracy</w:t>
       </w:r>
     </w:p>
     <w:p>
@@ -4781,14 +4709,7 @@
           <w:rFonts w:ascii="Times New Roman" w:hAnsi="Times New Roman"/>
           <w:sz w:val="18"/>
         </w:rPr>
-        <w:t>D</w:t>
-      </w:r>
-      <w:r>
-        <w:rPr>
-          <w:rFonts w:ascii="Times New Roman" w:hAnsi="Times New Roman"/>
-          <w:sz w:val="18"/>
-        </w:rPr>
-        <w:t>. Side-by-Side Comparison and Real-World Photos</w:t>
+        <w:t>D. Side-by-Side Comparison and Real-World Photos</w:t>
       </w:r>
     </w:p>
     <w:p>
@@ -5768,6 +5689,7 @@
   <w:style w:type="character" w:default="1" w:styleId="DefaultParagraphFont">
     <w:name w:val="Default Paragraph Font"/>
     <w:uiPriority w:val="1"/>
+    <w:semiHidden/>
     <w:unhideWhenUsed/>
   </w:style>
   <w:style w:type="table" w:default="1" w:styleId="TableNormal">
